--- a/klagomål/S 1991-2025 FSC-klagomål.docx
+++ b/klagomål/S 1991-2025 FSC-klagomål.docx
@@ -878,7 +878,7 @@
     <w:r>
       <w:tab/>
       <w:tab/>
-      <w:t>2026-09-14</w:t>
+      <w:t>2026-09-15</w:t>
       <w:br/>
       <w:br/>
     </w:r>

--- a/klagomål/S 1991-2025 FSC-klagomål.docx
+++ b/klagomål/S 1991-2025 FSC-klagomål.docx
@@ -878,7 +878,7 @@
     <w:r>
       <w:tab/>
       <w:tab/>
-      <w:t>2026-09-15</w:t>
+      <w:t>2026-09-16</w:t>
       <w:br/>
       <w:br/>
     </w:r>

--- a/klagomål/S 1991-2025 FSC-klagomål.docx
+++ b/klagomål/S 1991-2025 FSC-klagomål.docx
@@ -878,7 +878,7 @@
     <w:r>
       <w:tab/>
       <w:tab/>
-      <w:t>2026-09-16</w:t>
+      <w:t>2026-09-17</w:t>
       <w:br/>
       <w:br/>
     </w:r>

--- a/klagomål/S 1991-2025 FSC-klagomål.docx
+++ b/klagomål/S 1991-2025 FSC-klagomål.docx
@@ -878,7 +878,7 @@
     <w:r>
       <w:tab/>
       <w:tab/>
-      <w:t>2026-09-17</w:t>
+      <w:t>2026-09-18</w:t>
       <w:br/>
       <w:br/>
     </w:r>

--- a/klagomål/S 1991-2025 FSC-klagomål.docx
+++ b/klagomål/S 1991-2025 FSC-klagomål.docx
@@ -878,7 +878,7 @@
     <w:r>
       <w:tab/>
       <w:tab/>
-      <w:t>2026-09-18</w:t>
+      <w:t>2026-09-19</w:t>
       <w:br/>
       <w:br/>
     </w:r>

--- a/klagomål/S 1991-2025 FSC-klagomål.docx
+++ b/klagomål/S 1991-2025 FSC-klagomål.docx
@@ -878,7 +878,7 @@
     <w:r>
       <w:tab/>
       <w:tab/>
-      <w:t>2026-09-19</w:t>
+      <w:t>2026-09-21</w:t>
       <w:br/>
       <w:br/>
     </w:r>

--- a/klagomål/S 1991-2025 FSC-klagomål.docx
+++ b/klagomål/S 1991-2025 FSC-klagomål.docx
@@ -878,7 +878,7 @@
     <w:r>
       <w:tab/>
       <w:tab/>
-      <w:t>2026-09-21</w:t>
+      <w:t>2026-09-23</w:t>
       <w:br/>
       <w:br/>
     </w:r>

--- a/klagomål/S 1991-2025 FSC-klagomål.docx
+++ b/klagomål/S 1991-2025 FSC-klagomål.docx
@@ -878,7 +878,7 @@
     <w:r>
       <w:tab/>
       <w:tab/>
-      <w:t>2026-09-23</w:t>
+      <w:t>2026-09-24</w:t>
       <w:br/>
       <w:br/>
     </w:r>

--- a/klagomål/S 1991-2025 FSC-klagomål.docx
+++ b/klagomål/S 1991-2025 FSC-klagomål.docx
@@ -878,7 +878,7 @@
     <w:r>
       <w:tab/>
       <w:tab/>
-      <w:t>2026-09-24</w:t>
+      <w:t>2026-09-25</w:t>
       <w:br/>
       <w:br/>
     </w:r>

--- a/klagomål/S 1991-2025 FSC-klagomål.docx
+++ b/klagomål/S 1991-2025 FSC-klagomål.docx
@@ -178,7 +178,7 @@
       <w:r>
         <w:drawing>
           <wp:inline xmlns:a="http://schemas.openxmlformats.org/drawingml/2006/main" xmlns:pic="http://schemas.openxmlformats.org/drawingml/2006/picture">
-            <wp:extent cx="5118161" cy="5724000"/>
+            <wp:extent cx="5283390" cy="5724000"/>
             <wp:docPr id="1" name="Picture 1"/>
             <wp:cNvGraphicFramePr>
               <a:graphicFrameLocks noChangeAspect="1"/>
@@ -199,7 +199,7 @@
                   <pic:spPr>
                     <a:xfrm>
                       <a:off x="0" y="0"/>
-                      <a:ext cx="5118161" cy="5724000"/>
+                      <a:ext cx="5283390" cy="5724000"/>
                     </a:xfrm>
                     <a:prstGeom prst="rect"/>
                   </pic:spPr>
@@ -216,12 +216,12 @@
         <w:spacing w:after="240"/>
       </w:pPr>
       <w:r>
-        <w:t>Figur 1. Fyndplatser för naturvårdsarter i och inom 7 meter från samrådsanmälan. Markörer utan svart kant är placerade på fyndplatsen. Markörer med svart kant är placerade vid sidan av fyndplatsen och har ett svart streck som visar fyndplatsens exakta position. Kartans mittpunktskoordinat är N 7437952, E 870307 i SWEREF 99 TM.</w:t>
+        <w:t>Figur 1. Fyndplatser för naturvårdsarter i och inom 23 meter från samrådsanmälan. Markörer utan svart kant är placerade på fyndplatsen. Markörer med svart kant är placerade vid sidan av fyndplatsen och har ett svart streck som visar fyndplatsens exakta position. Kartans mittpunktskoordinat är N 7437952, E 870307 i SWEREF 99 TM.</w:t>
       </w:r>
     </w:p>
     <w:p>
       <w:r>
-        <w:t>I och inom 7 meter från samrådsanmälan finns fynd av 4 naturvårdsarter, varav 3 är rödlistade, 1 är fridlyst och 3 är typiska (T): garnlav (VU, T), koralltaggsvamp (NT, T), lunglav (NT, T) och fläcknycklar (§8). Se Figur 1.</w:t>
+        <w:t>I och inom 23 meter från samrådsanmälan finns fynd av 9 naturvårdsarter, varav 4 är rödlistade, 6 är fridlysta, 8 är typiska (T) och 1 är signalart (S): garnlav (VU, T), koralltaggsvamp (NT, T), lunglav (NT, T), tretåig hackspett (NT, T, §4), plattlummer (S, T, §9), järpe (T, §4), spillkråka (T, §4), tjäder (T, §4) och fläcknycklar (§8). Se Figur 1.</w:t>
       </w:r>
     </w:p>
     <w:p>
@@ -362,6 +362,151 @@
       </w:r>
     </w:p>
     <w:p>
+      <w:r>
+        <w:rPr>
+          <w:b/>
+        </w:rPr>
+        <w:t>Tretåig hackspett (NT, §4)</w:t>
+      </w:r>
+      <w:r>
+        <w:t xml:space="preserve"> är rödlistad som nära hotad och ingår i bilaga 1 i EU:s fågeldirektiv. Tretåig hackspett är för sin överlevnad beroende av kontinuerlig tillförsel av äldre döende och död ved, som sker genom naturliga självgallringsprocesser i äldre grannaturskogar och barrblandade naturskogar. Om en skog genom skogsbruk gallras eller glesas ur så upphör och uteblir i stort sett den naturliga självgallringsprocessen för mycket lång tid framöver vilket omöjliggör upprätthållandet av den kontinuerliga ekologiska funktionen i ett område. Det finns studier som visar att naturskogens självgallringsprocess som den tretåiga hackspetten är beroende av, inte kan ersättas med efterlämnad hänsyn i skogsbruket (Imbeau &amp; Desrochers, 2002). Storleken på häckningsreviret varierar med skogstypen, förekomsten av död ved och graden av fragmentering, men är i allmänhet i storleksordningen 25–100 hektar. Vintertid krävs ofta betydligt större områden och det finns studier som antyder att arten behöver minst 100 hektar äldre skog. I områden med låg bonitet kan det behövas över 200 hektar lämpligt habitat för att ett par ska kunna reproducera sig. Områden med dokumenterad permanent förekomst i naturskogsmiljöer har vanligen så stora naturvärden att skogsbruk är olämpligt. Tretåig hackspett är typisk art för </w:t>
+      </w:r>
+      <w:r>
+        <w:rPr>
+          <w:i/>
+        </w:rPr>
+        <w:t xml:space="preserve">9010 Taiga, 9740 Skogsbevuxen myr, 9030 Landhöjningsskog </w:t>
+      </w:r>
+      <w:r>
+        <w:t xml:space="preserve">och </w:t>
+      </w:r>
+      <w:r>
+        <w:rPr>
+          <w:i/>
+        </w:rPr>
+        <w:t>9040 Fjällbjörkskog</w:t>
+      </w:r>
+      <w:r>
+        <w:t xml:space="preserve"> (Skogsstyrelsen, 2016; SLU Artdatabanken, 2024).</w:t>
+      </w:r>
+    </w:p>
+    <w:p>
+      <w:r>
+        <w:rPr>
+          <w:b/>
+        </w:rPr>
+        <w:t>Plattlummer (§9)</w:t>
+      </w:r>
+      <w:r>
+        <w:t xml:space="preserve"> växer främst i ljusöppna sandtallskogar eller annan gles, torr och brandpräglad hedbarrskog. Den är mest frekvent i olika typer av naturskogar och kontinuitetsskogar och missgynnas markant av slutavverkning och maskinell markberedning. Söder ut i landet förekommer de närstående arterna cypresslummer (EN, §8) och mellanlummer (NT, §9), vilka båda omfattas av EU:s art- och habitatdirektiv. Plattlummer är typisk art för </w:t>
+      </w:r>
+      <w:r>
+        <w:rPr>
+          <w:i/>
+        </w:rPr>
+        <w:t xml:space="preserve">9010 Taiga </w:t>
+      </w:r>
+      <w:r>
+        <w:t>och</w:t>
+      </w:r>
+      <w:r>
+        <w:rPr>
+          <w:i/>
+        </w:rPr>
+        <w:t xml:space="preserve"> 2320 Rissandhedar </w:t>
+      </w:r>
+      <w:r>
+        <w:t>(Nitare &amp; Skogsstyrelsen, 2019; SLU Artdatabanken, 2026).</w:t>
+      </w:r>
+    </w:p>
+    <w:p>
+      <w:r>
+        <w:rPr>
+          <w:b/>
+        </w:rPr>
+        <w:t>Järpe (§4)</w:t>
+      </w:r>
+      <w:r>
+        <w:t xml:space="preserve">, som är upptagen i bilaga 1 och 2 EU:s fågeldirektiv, är mycket stationär inom sitt revir som är minst 25 hektar stort. Livsmiljöerna utgörs av tät barrskog med inblandning av lövträd och en väl utvecklad flerskiktad struktur med bärris och yngre eller undertryckta, täta granar i ett lägre skikt, ofta utmed bäckar och åar inne i den skyddande granskogen. Den överlever inte om dess livsmiljö kalavverkas och är även känslig för röjning, gallring och avverkning där unga granar och lövträd inte sparas i tillräcklig omfattning. Arten finns i sammanhängande grandominerad skog över hela Sverige men förekomsterna är betydligt glesare i Götaland än i övriga landet. Järpe är typisk art för </w:t>
+      </w:r>
+      <w:r>
+        <w:rPr>
+          <w:i/>
+        </w:rPr>
+        <w:t xml:space="preserve">9010 Taiga, 9080 Lövsumpskog </w:t>
+      </w:r>
+      <w:r>
+        <w:t xml:space="preserve">och </w:t>
+      </w:r>
+      <w:r>
+        <w:rPr>
+          <w:i/>
+        </w:rPr>
+        <w:t xml:space="preserve">9740 Skogsbevuxen myr </w:t>
+      </w:r>
+      <w:r>
+        <w:t>(SLU Artdatabanken, 2026).</w:t>
+      </w:r>
+    </w:p>
+    <w:p>
+      <w:r>
+        <w:rPr>
+          <w:b/>
+        </w:rPr>
+        <w:t>Spillkråka (§4)</w:t>
+      </w:r>
+      <w:r>
+        <w:t xml:space="preserve"> omfattas av bilaga 1 i EU:s fågeldirektiv och är typisk art för </w:t>
+      </w:r>
+      <w:r>
+        <w:rPr>
+          <w:i/>
+        </w:rPr>
+        <w:t xml:space="preserve">9010 Taiga </w:t>
+      </w:r>
+      <w:r>
+        <w:t>och</w:t>
+      </w:r>
+      <w:r>
+        <w:rPr>
+          <w:i/>
+        </w:rPr>
+        <w:t xml:space="preserve"> 9740 Skogsbevuxen myr</w:t>
+      </w:r>
+      <w:r>
+        <w:t>. Den behöver grova träd, främst tall, asp och bok som boträd. Skogsbruk med korta omloppstider och täta, homogena ungskogar utgör det största hotet. Spillkråka är en nyckelart i skogliga miljöer vars övergivna bohål utnyttjas av flera andra hålhäckande fågelarter och fladdermöss, däribland pärluggla (EN, §4), knipa (§4), salskrake (§4) och skogsduva (§4). Hökuggla (VU, §4) och slaguggla (§4) häckar ofta i högstubbar som brutits av i höjd med ett gammalt spillkråkebo (SLU Artdatabanken, 2026; Skogsstyrelsen, 2016).</w:t>
+      </w:r>
+    </w:p>
+    <w:p>
+      <w:r>
+        <w:rPr>
+          <w:b/>
+        </w:rPr>
+        <w:t>Tjäder (§4)</w:t>
+      </w:r>
+      <w:r>
+        <w:t xml:space="preserve"> omfattas av bilaga 1 och 2 EU:s fågeldirektiv och är typisk art för </w:t>
+      </w:r>
+      <w:r>
+        <w:rPr>
+          <w:i/>
+        </w:rPr>
+        <w:t xml:space="preserve">9010 Taiga </w:t>
+      </w:r>
+      <w:r>
+        <w:t xml:space="preserve">och </w:t>
+      </w:r>
+      <w:r>
+        <w:rPr>
+          <w:i/>
+        </w:rPr>
+        <w:t>9740 Skogsbevuxen myr</w:t>
+      </w:r>
+      <w:r>
+        <w:t>. Tjädern är en utpräglad skogsfågel knuten till större sammanhängande barrskogsområden. Tupparna och hönorna utnyttjar till viss del olika miljöer, och habitatvalet varierar dessutom mellan olika delar av året. För att det ska finnas livskraftiga tjäderbestånd krävs funktionella skogslandskap med en blandning av uppvuxen, gles och luckig skog, täta sumpskogar, myrar och andra små våtmarker. Arten försvinner när skogen fragmenteras och den sammanlagda arealen hyggen och andra öppna områden blir för stor. Ett småskaligt och försiktigt virkesuttag genom hyggesfria metoder kan i vissa fall vara möjligt i området inom 200 m från lekcentrum. Längre ut från lekcentrum, inom 200–500 m bör den avverkade ytan inte överskrida 1 hektar för att undvika alltför stora och snabba förändringar (Skogsstyrelsen, 2019; SLU Artdatabanken, 2024).</w:t>
+      </w:r>
+    </w:p>
+    <w:p>
       <w:pPr>
         <w:pStyle w:val="Heading1"/>
       </w:pPr>
@@ -413,6 +558,22 @@
       <w:r>
         <w:t>I den samrådsanmälda skogen har fridlysta arter sina livsmiljöer och växtplatser. Att skada de fridlysta arternas livsmiljöer, växtplatser eller ekologiska funktion är inte tillåtet enligt artskyddsförordningen.</w:t>
       </w:r>
+      <w:r>
+        <w:rPr>
+          <w:i/>
+        </w:rPr>
+        <w:t xml:space="preserve"> EU:s medlemsländer och skogsbolag är skyldiga att agera i enlighet med EU:s fågeldirektiv där det uttryckligen står att direktivet gäller för fåglar samt för deras ägg, bon och </w:t>
+      </w:r>
+      <w:r>
+        <w:rPr>
+          <w:b/>
+          <w:i/>
+        </w:rPr>
+        <w:t xml:space="preserve">livsmiljöer </w:t>
+      </w:r>
+      <w:r>
+        <w:t>(artikel 1). Vidare att de åtgärder som vidtas inte får leda till en försämring av den nuvarande situationen beträffande bevarandet av de fågelarter som avses i artikel 1 (artikel 13).</w:t>
+      </w:r>
     </w:p>
     <w:p>
       <w:r>
@@ -451,7 +612,7 @@
         <w:rPr>
           <w:i/>
         </w:rPr>
-        <w:t>I det samrådsanmälda skogsområdet har 4 naturvårdsarter varav 3 rödlistade arter sina livsmiljöer och växtplatser.</w:t>
+        <w:t>I det samrådsanmälda skogsområdet har 9 naturvårdsarter varav 4 rödlistade arter sina livsmiljöer och växtplatser.</w:t>
       </w:r>
     </w:p>
     <w:p>
@@ -648,7 +809,9 @@
         <w:pStyle w:val="Title"/>
       </w:pPr>
       <w:r>
-        <w:t>BILAGA 1 – Rödlistade arter</w:t>
+        <w:t>BILAGA 1 –</w:t>
+        <w:br/>
+        <w:t>Fridlysta och rödlistade arter</w:t>
       </w:r>
     </w:p>
     <w:p>
@@ -748,6 +911,406 @@
       </w:r>
       <w:r>
         <w:t>SLU Artdatabanken, Uppsala.</w:t>
+      </w:r>
+    </w:p>
+    <w:p>
+      <w:pPr>
+        <w:pStyle w:val="Heading1"/>
+      </w:pPr>
+      <w:r>
+        <w:t>Tretåig hackspett – ekologi samt krav på livsmiljön</w:t>
+      </w:r>
+    </w:p>
+    <w:p>
+      <w:r>
+        <w:t xml:space="preserve">Tretåig hackspett (NT) är fridlyst enligt §4 Artskyddsförordningen och finns med som prioriterad art i Skogsstyrelsen vägledning för skogsbruket (bilaga 4 till SVL). I vägledningen står bland annat att: </w:t>
+      </w:r>
+      <w:r>
+        <w:rPr>
+          <w:i/>
+        </w:rPr>
+        <w:t xml:space="preserve">“Tretåig hackspett har stora arealkrav och höga krav på sin livsmiljö. Omdaningen av naturskogar till kulturskogar medför en förlust av viktiga miljöer, något som förstärks av ökad fragmentering till följd av avverkningar.” </w:t>
+      </w:r>
+      <w:r>
+        <w:t xml:space="preserve">Vidare att: </w:t>
+      </w:r>
+      <w:r>
+        <w:rPr>
+          <w:i/>
+        </w:rPr>
+        <w:t>“Områden med dokumenterad permanent förekomst i naturskogsmiljöer har vanligen så stora naturvärden att skogsbruk är olämpligt”</w:t>
+      </w:r>
+      <w:r>
+        <w:t xml:space="preserve"> (SLU Artdatabanken, 2024; Skogsstyrelsen, 2016)</w:t>
+      </w:r>
+      <w:r>
+        <w:rPr>
+          <w:i/>
+        </w:rPr>
+        <w:t>.</w:t>
+      </w:r>
+    </w:p>
+    <w:p>
+      <w:r>
+        <w:t>Tretåig hackspett är beroende av större sammanhängande naturskogar med kontinuerlig tillgång och nybildning av död ved och fragmentering av livsmiljöerna utgör ett stort hot mot arten (se exempelvis Stachura-Skierczynska et al., 2009; Wesolowski et al., 2005; Butler et al., 2004; Pakkala et al., 2002; Amcoff et al., 1996; Virkkala, 1991). Det finns studier som visar att naturskogens självgallringsprocess som den tretåiga hackspetten är beroende av, inte kan ersättas med efterlämnad hänsyn i skogsbruket (Imbeau &amp; Desrochers, 2002).</w:t>
+      </w:r>
+    </w:p>
+    <w:p>
+      <w:r>
+        <w:t>Permanenta revir av tretåig hackspett karaktäriseras ofta av artens typiska ringformigt ordnade hackmärken på framför allt gamla granar. För att säkerställa att inte revir av tretåig hackspett drabbas av avverkningsplanerna bör en inventering göras i området både under häckningstid och under vintern, då arten utnyttjar betydligt större områden än under sommarens häckningsrevir. Storleken på häckningsreviret varierar med skogstypen, förekomsten av död ved och graden av fragmentering, men är i allmänhet i storleksordningen 25–100 hektar (SLU Artdatabanken, 2024; Skogsstyrelsen, 2016).</w:t>
+      </w:r>
+    </w:p>
+    <w:p>
+      <w:r>
+        <w:t xml:space="preserve">Förutom fridlysning enligt §4 Artskyddsförordningen är tretåig hackspett även förtecknad i EU:s fågeldirektiv bilaga 1. Den är typisk art för </w:t>
+      </w:r>
+      <w:r>
+        <w:rPr>
+          <w:i/>
+        </w:rPr>
+        <w:t xml:space="preserve">9010 Taiga, 9740 Skogsbevuxen myr, 9030 Landhöjningsskog </w:t>
+      </w:r>
+      <w:r>
+        <w:t xml:space="preserve">och </w:t>
+      </w:r>
+      <w:r>
+        <w:rPr>
+          <w:i/>
+        </w:rPr>
+        <w:t>9040 Fjällbjörkskog</w:t>
+      </w:r>
+      <w:r>
+        <w:t xml:space="preserve"> samt ingår i Natura 2000 och är förtecknad i Bernkonventionen bilaga II (strikt skyddade djurarter) (SLU Artdatabanken, 2024; Skogsstyrelsen, 2016).</w:t>
+      </w:r>
+    </w:p>
+    <w:p>
+      <w:pPr>
+        <w:pStyle w:val="Heading2"/>
+      </w:pPr>
+      <w:r>
+        <w:t>Referenser – tretåig hackspett</w:t>
+      </w:r>
+    </w:p>
+    <w:p>
+      <w:r>
+        <w:t xml:space="preserve">Amcoff, M. &amp; Eriksson, P. 1996. </w:t>
+      </w:r>
+      <w:r>
+        <w:rPr>
+          <w:i/>
+        </w:rPr>
+        <w:t xml:space="preserve">Förekomst av tretåig hackspett Picoides tridactylus på bestånds- och landskapsnivå. </w:t>
+      </w:r>
+      <w:r>
+        <w:t>Ornis Svecica 6: 107–119.</w:t>
+      </w:r>
+    </w:p>
+    <w:p>
+      <w:r>
+        <w:t xml:space="preserve">Butler, R., Angelstam, P., Ekelund, P. &amp; Schlaeffer, R. 2004. </w:t>
+      </w:r>
+      <w:r>
+        <w:rPr>
+          <w:i/>
+        </w:rPr>
+        <w:t xml:space="preserve">Dead wood threshold values for the three-toed woodpecker presence in boreal and sub-Alpine forest. </w:t>
+      </w:r>
+      <w:r>
+        <w:t>Biological conservation 119(3): 305–318.</w:t>
+      </w:r>
+    </w:p>
+    <w:p>
+      <w:r>
+        <w:t xml:space="preserve">Imbeau, L. &amp; Desrochers, A. 2002. </w:t>
+      </w:r>
+      <w:r>
+        <w:rPr>
+          <w:i/>
+        </w:rPr>
+        <w:t xml:space="preserve">Foraging Ecology and Use of Drumming Trees by Three-Toed Woodpeckers. </w:t>
+      </w:r>
+      <w:r>
+        <w:t>The Journal of Wildlife Management. Vol. 66, No. 1 (Jan., 2002), pp. 222–231.</w:t>
+      </w:r>
+    </w:p>
+    <w:p>
+      <w:r>
+        <w:t xml:space="preserve">Pakkala, T., Hanski, I. &amp; Tomppo, E. 2002. </w:t>
+      </w:r>
+      <w:r>
+        <w:rPr>
+          <w:i/>
+        </w:rPr>
+        <w:t xml:space="preserve">Spatial ecology of the three-toed woodpecker in managed forest landscapes. </w:t>
+      </w:r>
+      <w:r>
+        <w:t>Silva Fennica 36(1): 279–288.</w:t>
+      </w:r>
+    </w:p>
+    <w:p>
+      <w:r>
+        <w:t xml:space="preserve">Skogsstyrelsen, 2016. </w:t>
+      </w:r>
+      <w:r>
+        <w:rPr>
+          <w:i/>
+        </w:rPr>
+        <w:t>Vägledning för hänsyn till fåglar – Tretåig hackspett.</w:t>
+      </w:r>
+    </w:p>
+    <w:p>
+      <w:r>
+        <w:t xml:space="preserve">SLU Artdatabanken, 2024. </w:t>
+      </w:r>
+      <w:r>
+        <w:rPr>
+          <w:i/>
+        </w:rPr>
+        <w:t xml:space="preserve">Artfaktablad. Naturvård – artfakta. </w:t>
+      </w:r>
+      <w:r>
+        <w:t>SLU Artdatabanken, Uppsala.</w:t>
+      </w:r>
+    </w:p>
+    <w:p>
+      <w:r>
+        <w:t xml:space="preserve">Stachura-Skierczynska, K., Tumiel, T. &amp; Skierczynski, M. 2009. </w:t>
+      </w:r>
+      <w:r>
+        <w:rPr>
+          <w:i/>
+        </w:rPr>
+        <w:t xml:space="preserve">Habitat prediction model for three-toed woodpecker and its implications for the conservation of biologically valuable forests. </w:t>
+      </w:r>
+      <w:r>
+        <w:t>Forest Ecology and Management 258(5): 697–703.</w:t>
+      </w:r>
+    </w:p>
+    <w:p>
+      <w:r>
+        <w:t xml:space="preserve">Virkkala, R. 1991. </w:t>
+      </w:r>
+      <w:r>
+        <w:rPr>
+          <w:i/>
+        </w:rPr>
+        <w:t xml:space="preserve">Population trends of forest birds in a Finnish Lapland landscape of large habitat blocks – Consequences of stochastic environmental variation or regional habitat alteration. </w:t>
+      </w:r>
+      <w:r>
+        <w:t>Biological conservation 56(2): 223–240.</w:t>
+      </w:r>
+    </w:p>
+    <w:p>
+      <w:r>
+        <w:t xml:space="preserve">Wesolowski, T., Czeszczewik, D. &amp; Rowinski, P. 2005. </w:t>
+      </w:r>
+      <w:r>
+        <w:rPr>
+          <w:i/>
+        </w:rPr>
+        <w:t xml:space="preserve">Effects of forest management on Three-toed Woodpecker Picoides tridactylus distribution in the Bialowieza Forest (NE Poland): conservation implications. </w:t>
+      </w:r>
+      <w:r>
+        <w:t>Acta Ornithologica 40(1): 53–60.</w:t>
+      </w:r>
+    </w:p>
+    <w:p>
+      <w:pPr>
+        <w:pStyle w:val="Heading1"/>
+      </w:pPr>
+      <w:r>
+        <w:t>Järpe – ekologi samt krav på livsmiljön</w:t>
+      </w:r>
+    </w:p>
+    <w:p>
+      <w:r>
+        <w:t>Järpe är fridlyst enligt 4§ artskyddsförordningen och upptagen i bilaga 1 och 2 EU:s fågeldirektiv. Den finns i sammanhängande grandominerad skog över hela Sverige men förekomsterna är betydligt glesare i Götaland än i övriga landet. Järpen har sina livsmiljöer i tät barrskog med inblandning av lövträd och en väl utvecklad flerskiktad struktur med bärris och yngre eller undertryckta, täta granar i ett lägre skikt, ofta utmed bäckar och åar inne i den skyddande granskogen (SLU Artdatabanken, 2026).</w:t>
+      </w:r>
+    </w:p>
+    <w:p>
+      <w:r>
+        <w:t xml:space="preserve">Arten behöver lämpliga skogsbestånd om sammanlagt minst 25 hektar. Den är mycket stationär inom sitt revir och när ett par etablerat sig stannar de så länge miljön är intakt. Den undviker öppen mark och förﬂyttar sig sällan över större öppna myrar eller åkermark, och är därför känslig för fragmentering. Järpen överlever inte om dess livsmiljö kalavverkas och är även känslig för röjning, gallring och avverkning där unga granar och lövträd inte sparas i tillräcklig omfattning.  Järpe är typisk art för </w:t>
+      </w:r>
+      <w:r>
+        <w:rPr>
+          <w:i/>
+        </w:rPr>
+        <w:t>9010 Taiga, 9740 Skogsbevuxen myr</w:t>
+      </w:r>
+      <w:r>
+        <w:t xml:space="preserve"> och </w:t>
+      </w:r>
+      <w:r>
+        <w:rPr>
+          <w:i/>
+        </w:rPr>
+        <w:t>9080 Lövsumpskog</w:t>
+      </w:r>
+      <w:r>
+        <w:t xml:space="preserve"> (SLU Artdatabanken, 2026).</w:t>
+      </w:r>
+    </w:p>
+    <w:p>
+      <w:pPr>
+        <w:pStyle w:val="Heading2"/>
+      </w:pPr>
+      <w:r>
+        <w:t>Referenser – järpe</w:t>
+      </w:r>
+    </w:p>
+    <w:p>
+      <w:r>
+        <w:t xml:space="preserve">SLU Artdatabanken, 2026. </w:t>
+      </w:r>
+      <w:r>
+        <w:rPr>
+          <w:i/>
+        </w:rPr>
+        <w:t xml:space="preserve">Artfaktablad. Naturvård – artfakta. </w:t>
+      </w:r>
+      <w:r>
+        <w:t>SLU Artdatabanken, Uppsala</w:t>
+      </w:r>
+    </w:p>
+    <w:p>
+      <w:pPr>
+        <w:pStyle w:val="Heading1"/>
+      </w:pPr>
+      <w:r>
+        <w:t>Spillkråka – ekologi samt krav på livsmiljön</w:t>
+      </w:r>
+    </w:p>
+    <w:p>
+      <w:r>
+        <w:t xml:space="preserve">Spillkråka (§4) ingår i bilaga 1 EU:s fågeldirektiv och är typisk art för </w:t>
+      </w:r>
+      <w:r>
+        <w:rPr>
+          <w:i/>
+        </w:rPr>
+        <w:t xml:space="preserve">9010 Taiga </w:t>
+      </w:r>
+      <w:r>
+        <w:t>och</w:t>
+      </w:r>
+      <w:r>
+        <w:rPr>
+          <w:i/>
+        </w:rPr>
+        <w:t xml:space="preserve"> 9740 Skogsbevuxen myr</w:t>
+      </w:r>
+      <w:r>
+        <w:t>. Den lever i både barr- och blandskog liksom i ren lövskog. De tätaste populationerna tenderar att finnas i äldre, variationsrik blandskog med gott om död ved och gamla träd. Varje par utnyttjar 400–1000 hektar skog beroende på skogens kvalitet. Skogsbruk med korta omloppstider och täta, homogena ungskogar utgör det största hotet (SLU Artdatabanken, 2026).</w:t>
+      </w:r>
+    </w:p>
+    <w:p>
+      <w:r>
+        <w:t>Spillkråka är en nyckelart i skogliga miljöer vars övergivna bohål utnyttjas av flera andra hålhäckande fågelarter och fladdermöss, däribland pärluggla (EN, §4), knipa (§4), salskrake (§4) och skogsduva (§4). Hökuggla (VU, §4) och slaguggla (§4) häckar ofta i högstubbar som brutits av i höjd med ett gammalt spillkråkebo (Skogsstyrelsen, 2016).</w:t>
+      </w:r>
+    </w:p>
+    <w:p>
+      <w:pPr>
+        <w:pStyle w:val="Heading2"/>
+      </w:pPr>
+      <w:r>
+        <w:t>Referenser – spillkråka</w:t>
+      </w:r>
+    </w:p>
+    <w:p>
+      <w:r>
+        <w:t xml:space="preserve">Skogsstyrelsen, 2016. </w:t>
+      </w:r>
+      <w:r>
+        <w:rPr>
+          <w:i/>
+        </w:rPr>
+        <w:t xml:space="preserve">Vägledning för hänsyn till spillkråka. </w:t>
+      </w:r>
+      <w:r>
+        <w:t>Vägledningar och kunskapsstöd artskydd – Skogsstyrelsen.</w:t>
+      </w:r>
+    </w:p>
+    <w:p>
+      <w:r>
+        <w:t xml:space="preserve">SLU Artdatabanken, 2026. </w:t>
+      </w:r>
+      <w:r>
+        <w:rPr>
+          <w:i/>
+        </w:rPr>
+        <w:t xml:space="preserve">Artfaktablad. Naturvård – artfakta. </w:t>
+      </w:r>
+      <w:r>
+        <w:t>SLU Artdatabanken, Uppsala.</w:t>
+      </w:r>
+    </w:p>
+    <w:p>
+      <w:pPr>
+        <w:pStyle w:val="Heading1"/>
+      </w:pPr>
+      <w:r>
+        <w:t>Tjäder – ekologi samt krav på livsmiljön</w:t>
+      </w:r>
+    </w:p>
+    <w:p>
+      <w:r>
+        <w:t xml:space="preserve">Tjäder (§4) omfattas av bilaga 1 och 2 EU:s fågeldirektiv och är typisk art för </w:t>
+      </w:r>
+      <w:r>
+        <w:rPr>
+          <w:i/>
+        </w:rPr>
+        <w:t xml:space="preserve">9010 Taiga </w:t>
+      </w:r>
+      <w:r>
+        <w:t xml:space="preserve">och </w:t>
+      </w:r>
+      <w:r>
+        <w:rPr>
+          <w:i/>
+        </w:rPr>
+        <w:t>9740 Skogsbevuxen myr</w:t>
+      </w:r>
+      <w:r>
+        <w:t>. Tjädern är en utpräglad skogsfågel knuten till större sammanhängande barrskogsområden. Tupparna och hönorna utnyttjar till viss del olika miljöer, och habitatvalet varierar dessutom mellan olika delar av året. För att det ska finnas livskraftiga tjäderbestånd krävs funktionella skogslandskap med en blandning av uppvuxen, gles och luckig skog, täta sumpskogar, myrar och andra små våtmarker (Skogsstyrelsen, 2019; SLU Artdatabanken 2024).</w:t>
+      </w:r>
+    </w:p>
+    <w:p>
+      <w:r>
+        <w:t>Arten försvinner när skogen fragmenteras och den sammanlagda arealen hyggen och andra öppna områden blir för stor. Ett småskaligt och försiktigt virkesuttag genom hyggesfria metoder kan i vissa fall vara möjligt i området inom 200 m från lekcentrum. Längre ut från lekcentrum, inom 200–500 m bör den avverkade ytan inte överskrida 1 hektar för att undvika alltför stora och snabba förändringar (Skogsstyrelsen, 2019).</w:t>
+      </w:r>
+    </w:p>
+    <w:p>
+      <w:pPr>
+        <w:pStyle w:val="Heading2"/>
+      </w:pPr>
+      <w:r>
+        <w:t>Referenser – tjäder</w:t>
+      </w:r>
+    </w:p>
+    <w:p>
+      <w:r>
+        <w:t xml:space="preserve">Skogsstyrelsen, 2019. </w:t>
+      </w:r>
+      <w:r>
+        <w:rPr>
+          <w:i/>
+        </w:rPr>
+        <w:t>Vägledning för hänsyn till fåglar – tjäder.</w:t>
+      </w:r>
+    </w:p>
+    <w:p>
+      <w:r>
+        <w:t xml:space="preserve">SLU Artdatabanken, 2024. </w:t>
+      </w:r>
+      <w:r>
+        <w:rPr>
+          <w:i/>
+        </w:rPr>
+        <w:t xml:space="preserve">Artfaktablad. Naturvård – artfakta. </w:t>
+      </w:r>
+      <w:r>
+        <w:t>SLU Artdatabanken, Uppsala</w:t>
       </w:r>
     </w:p>
     <w:sectPr>
@@ -878,7 +1441,7 @@
     <w:r>
       <w:tab/>
       <w:tab/>
-      <w:t>2026-09-25</w:t>
+      <w:t>2026-09-26</w:t>
       <w:br/>
       <w:br/>
     </w:r>

--- a/klagomål/S 1991-2025 FSC-klagomål.docx
+++ b/klagomål/S 1991-2025 FSC-klagomål.docx
@@ -1441,7 +1441,7 @@
     <w:r>
       <w:tab/>
       <w:tab/>
-      <w:t>2026-09-26</w:t>
+      <w:t>2026-09-27</w:t>
       <w:br/>
       <w:br/>
     </w:r>

--- a/klagomål/S 1991-2025 FSC-klagomål.docx
+++ b/klagomål/S 1991-2025 FSC-klagomål.docx
@@ -1441,7 +1441,7 @@
     <w:r>
       <w:tab/>
       <w:tab/>
-      <w:t>2026-09-27</w:t>
+      <w:t>2026-09-28</w:t>
       <w:br/>
       <w:br/>
     </w:r>

--- a/klagomål/S 1991-2025 FSC-klagomål.docx
+++ b/klagomål/S 1991-2025 FSC-klagomål.docx
@@ -1441,7 +1441,7 @@
     <w:r>
       <w:tab/>
       <w:tab/>
-      <w:t>2026-09-28</w:t>
+      <w:t>2026-09-29</w:t>
       <w:br/>
       <w:br/>
     </w:r>

--- a/klagomål/S 1991-2025 FSC-klagomål.docx
+++ b/klagomål/S 1991-2025 FSC-klagomål.docx
@@ -1441,7 +1441,7 @@
     <w:r>
       <w:tab/>
       <w:tab/>
-      <w:t>2026-09-29</w:t>
+      <w:t>2026-09-30</w:t>
       <w:br/>
       <w:br/>
     </w:r>

--- a/klagomål/S 1991-2025 FSC-klagomål.docx
+++ b/klagomål/S 1991-2025 FSC-klagomål.docx
@@ -1441,7 +1441,7 @@
     <w:r>
       <w:tab/>
       <w:tab/>
-      <w:t>2026-09-30</w:t>
+      <w:t>2026-10-01</w:t>
       <w:br/>
       <w:br/>
     </w:r>

--- a/klagomål/S 1991-2025 FSC-klagomål.docx
+++ b/klagomål/S 1991-2025 FSC-klagomål.docx
@@ -1441,7 +1441,7 @@
     <w:r>
       <w:tab/>
       <w:tab/>
-      <w:t>2026-10-01</w:t>
+      <w:t>2026-10-02</w:t>
       <w:br/>
       <w:br/>
     </w:r>

--- a/klagomål/S 1991-2025 FSC-klagomål.docx
+++ b/klagomål/S 1991-2025 FSC-klagomål.docx
@@ -1441,7 +1441,7 @@
     <w:r>
       <w:tab/>
       <w:tab/>
-      <w:t>2026-10-02</w:t>
+      <w:t>2026-10-03</w:t>
       <w:br/>
       <w:br/>
     </w:r>

--- a/klagomål/S 1991-2025 FSC-klagomål.docx
+++ b/klagomål/S 1991-2025 FSC-klagomål.docx
@@ -1441,7 +1441,7 @@
     <w:r>
       <w:tab/>
       <w:tab/>
-      <w:t>2026-10-03</w:t>
+      <w:t>2026-10-04</w:t>
       <w:br/>
       <w:br/>
     </w:r>

--- a/klagomål/S 1991-2025 FSC-klagomål.docx
+++ b/klagomål/S 1991-2025 FSC-klagomål.docx
@@ -1441,7 +1441,7 @@
     <w:r>
       <w:tab/>
       <w:tab/>
-      <w:t>2026-10-04</w:t>
+      <w:t>2026-10-05</w:t>
       <w:br/>
       <w:br/>
     </w:r>

--- a/klagomål/S 1991-2025 FSC-klagomål.docx
+++ b/klagomål/S 1991-2025 FSC-klagomål.docx
@@ -1441,7 +1441,7 @@
     <w:r>
       <w:tab/>
       <w:tab/>
-      <w:t>2026-10-05</w:t>
+      <w:t>2026-10-06</w:t>
       <w:br/>
       <w:br/>
     </w:r>

--- a/klagomål/S 1991-2025 FSC-klagomål.docx
+++ b/klagomål/S 1991-2025 FSC-klagomål.docx
@@ -1441,7 +1441,7 @@
     <w:r>
       <w:tab/>
       <w:tab/>
-      <w:t>2026-10-06</w:t>
+      <w:t>2026-10-07</w:t>
       <w:br/>
       <w:br/>
     </w:r>

--- a/klagomål/S 1991-2025 FSC-klagomål.docx
+++ b/klagomål/S 1991-2025 FSC-klagomål.docx
@@ -1441,7 +1441,7 @@
     <w:r>
       <w:tab/>
       <w:tab/>
-      <w:t>2026-10-07</w:t>
+      <w:t>2026-10-08</w:t>
       <w:br/>
       <w:br/>
     </w:r>

--- a/klagomål/S 1991-2025 FSC-klagomål.docx
+++ b/klagomål/S 1991-2025 FSC-klagomål.docx
@@ -1441,7 +1441,7 @@
     <w:r>
       <w:tab/>
       <w:tab/>
-      <w:t>2026-10-08</w:t>
+      <w:t>2026-10-09</w:t>
       <w:br/>
       <w:br/>
     </w:r>

--- a/klagomål/S 1991-2025 FSC-klagomål.docx
+++ b/klagomål/S 1991-2025 FSC-klagomål.docx
@@ -1441,7 +1441,7 @@
     <w:r>
       <w:tab/>
       <w:tab/>
-      <w:t>2026-10-09</w:t>
+      <w:t>2026-10-10</w:t>
       <w:br/>
       <w:br/>
     </w:r>

--- a/klagomål/S 1991-2025 FSC-klagomål.docx
+++ b/klagomål/S 1991-2025 FSC-klagomål.docx
@@ -1441,7 +1441,7 @@
     <w:r>
       <w:tab/>
       <w:tab/>
-      <w:t>2026-10-10</w:t>
+      <w:t>2026-10-11</w:t>
       <w:br/>
       <w:br/>
     </w:r>

--- a/klagomål/S 1991-2025 FSC-klagomål.docx
+++ b/klagomål/S 1991-2025 FSC-klagomål.docx
@@ -1441,7 +1441,7 @@
     <w:r>
       <w:tab/>
       <w:tab/>
-      <w:t>2026-10-11</w:t>
+      <w:t>2026-10-12</w:t>
       <w:br/>
       <w:br/>
     </w:r>

--- a/klagomål/S 1991-2025 FSC-klagomål.docx
+++ b/klagomål/S 1991-2025 FSC-klagomål.docx
@@ -1441,7 +1441,7 @@
     <w:r>
       <w:tab/>
       <w:tab/>
-      <w:t>2026-10-12</w:t>
+      <w:t>2026-10-13</w:t>
       <w:br/>
       <w:br/>
     </w:r>

--- a/klagomål/S 1991-2025 FSC-klagomål.docx
+++ b/klagomål/S 1991-2025 FSC-klagomål.docx
@@ -1441,7 +1441,7 @@
     <w:r>
       <w:tab/>
       <w:tab/>
-      <w:t>2026-10-13</w:t>
+      <w:t>2026-10-14</w:t>
       <w:br/>
       <w:br/>
     </w:r>

--- a/klagomål/S 1991-2025 FSC-klagomål.docx
+++ b/klagomål/S 1991-2025 FSC-klagomål.docx
@@ -1441,7 +1441,7 @@
     <w:r>
       <w:tab/>
       <w:tab/>
-      <w:t>2026-10-14</w:t>
+      <w:t>2026-10-16</w:t>
       <w:br/>
       <w:br/>
     </w:r>

--- a/klagomål/S 1991-2025 FSC-klagomål.docx
+++ b/klagomål/S 1991-2025 FSC-klagomål.docx
@@ -1441,7 +1441,7 @@
     <w:r>
       <w:tab/>
       <w:tab/>
-      <w:t>2026-10-16</w:t>
+      <w:t>2026-10-17</w:t>
       <w:br/>
       <w:br/>
     </w:r>

--- a/klagomål/S 1991-2025 FSC-klagomål.docx
+++ b/klagomål/S 1991-2025 FSC-klagomål.docx
@@ -1441,7 +1441,7 @@
     <w:r>
       <w:tab/>
       <w:tab/>
-      <w:t>2026-10-17</w:t>
+      <w:t>2026-10-18</w:t>
       <w:br/>
       <w:br/>
     </w:r>

--- a/klagomål/S 1991-2025 FSC-klagomål.docx
+++ b/klagomål/S 1991-2025 FSC-klagomål.docx
@@ -1441,7 +1441,7 @@
     <w:r>
       <w:tab/>
       <w:tab/>
-      <w:t>2026-10-18</w:t>
+      <w:t>2026-10-19</w:t>
       <w:br/>
       <w:br/>
     </w:r>

--- a/klagomål/S 1991-2025 FSC-klagomål.docx
+++ b/klagomål/S 1991-2025 FSC-klagomål.docx
@@ -1441,7 +1441,7 @@
     <w:r>
       <w:tab/>
       <w:tab/>
-      <w:t>2026-10-19</w:t>
+      <w:t>2026-10-20</w:t>
       <w:br/>
       <w:br/>
     </w:r>

--- a/klagomål/S 1991-2025 FSC-klagomål.docx
+++ b/klagomål/S 1991-2025 FSC-klagomål.docx
@@ -1441,7 +1441,7 @@
     <w:r>
       <w:tab/>
       <w:tab/>
-      <w:t>2026-10-20</w:t>
+      <w:t>2026-10-21</w:t>
       <w:br/>
       <w:br/>
     </w:r>

--- a/klagomål/S 1991-2025 FSC-klagomål.docx
+++ b/klagomål/S 1991-2025 FSC-klagomål.docx
@@ -1441,7 +1441,7 @@
     <w:r>
       <w:tab/>
       <w:tab/>
-      <w:t>2026-10-21</w:t>
+      <w:t>2026-10-22</w:t>
       <w:br/>
       <w:br/>
     </w:r>

--- a/klagomål/S 1991-2025 FSC-klagomål.docx
+++ b/klagomål/S 1991-2025 FSC-klagomål.docx
@@ -1441,7 +1441,7 @@
     <w:r>
       <w:tab/>
       <w:tab/>
-      <w:t>2026-10-22</w:t>
+      <w:t>2026-10-23</w:t>
       <w:br/>
       <w:br/>
     </w:r>

--- a/klagomål/S 1991-2025 FSC-klagomål.docx
+++ b/klagomål/S 1991-2025 FSC-klagomål.docx
@@ -1441,7 +1441,7 @@
     <w:r>
       <w:tab/>
       <w:tab/>
-      <w:t>2026-10-23</w:t>
+      <w:t>2026-10-24</w:t>
       <w:br/>
       <w:br/>
     </w:r>

--- a/klagomål/S 1991-2025 FSC-klagomål.docx
+++ b/klagomål/S 1991-2025 FSC-klagomål.docx
@@ -1441,7 +1441,7 @@
     <w:r>
       <w:tab/>
       <w:tab/>
-      <w:t>2026-10-24</w:t>
+      <w:t>2026-10-25</w:t>
       <w:br/>
       <w:br/>
     </w:r>

--- a/klagomål/S 1991-2025 FSC-klagomål.docx
+++ b/klagomål/S 1991-2025 FSC-klagomål.docx
@@ -1441,7 +1441,7 @@
     <w:r>
       <w:tab/>
       <w:tab/>
-      <w:t>2026-10-25</w:t>
+      <w:t>2026-10-26</w:t>
       <w:br/>
       <w:br/>
     </w:r>

--- a/klagomål/S 1991-2025 FSC-klagomål.docx
+++ b/klagomål/S 1991-2025 FSC-klagomål.docx
@@ -1441,7 +1441,7 @@
     <w:r>
       <w:tab/>
       <w:tab/>
-      <w:t>2026-10-26</w:t>
+      <w:t>2026-10-27</w:t>
       <w:br/>
       <w:br/>
     </w:r>

--- a/klagomål/S 1991-2025 FSC-klagomål.docx
+++ b/klagomål/S 1991-2025 FSC-klagomål.docx
@@ -1441,7 +1441,7 @@
     <w:r>
       <w:tab/>
       <w:tab/>
-      <w:t>2026-10-27</w:t>
+      <w:t>2026-10-28</w:t>
       <w:br/>
       <w:br/>
     </w:r>

--- a/klagomål/S 1991-2025 FSC-klagomål.docx
+++ b/klagomål/S 1991-2025 FSC-klagomål.docx
@@ -1441,7 +1441,7 @@
     <w:r>
       <w:tab/>
       <w:tab/>
-      <w:t>2026-10-28</w:t>
+      <w:t>2026-10-29</w:t>
       <w:br/>
       <w:br/>
     </w:r>

--- a/klagomål/S 1991-2025 FSC-klagomål.docx
+++ b/klagomål/S 1991-2025 FSC-klagomål.docx
@@ -1441,7 +1441,7 @@
     <w:r>
       <w:tab/>
       <w:tab/>
-      <w:t>2026-10-29</w:t>
+      <w:t>2026-10-31</w:t>
       <w:br/>
       <w:br/>
     </w:r>
